--- a/04b_ResolutionCinematique/04_CoMAX_04b_ResolutionCinematique.docx
+++ b/04b_ResolutionCinematique/04_CoMAX_04b_ResolutionCinematique.docx
@@ -381,18 +381,28 @@
         <w:jc w:val="right"/>
       </w:pPr>
       <w:r>
+        <w:rPr>
+          <w:highlight w:val="yellow"/>
+        </w:rPr>
         <w:t xml:space="preserve">Trame du sujet dans </w:t>
       </w:r>
       <w:r>
+        <w:rPr>
+          <w:highlight w:val="yellow"/>
+        </w:rPr>
         <w:t>C</w:t>
       </w:r>
       <w:r>
+        <w:rPr>
+          <w:highlight w:val="yellow"/>
+        </w:rPr>
         <w:t xml:space="preserve">apytale : </w:t>
       </w:r>
       <w:hyperlink r:id="rId9" w:history="1">
         <w:r>
           <w:rPr>
             <w:rStyle w:val="Lienhypertexte"/>
+            <w:highlight w:val="yellow"/>
           </w:rPr>
           <w:t>https://capytale2.ac-paris.fr/web/c/3f1a-7735076</w:t>
         </w:r>
@@ -483,9 +493,11 @@
             <w:r>
               <w:t xml:space="preserve">Réaliser un schéma cinématique minimal paramétré du </w:t>
             </w:r>
+            <w:proofErr w:type="spellStart"/>
             <w:r>
               <w:t>CoMAX</w:t>
             </w:r>
+            <w:proofErr w:type="spellEnd"/>
             <w:r>
               <w:t>.</w:t>
             </w:r>
@@ -515,6 +527,7 @@
               </w:numPr>
               <w:spacing w:line="240" w:lineRule="auto"/>
             </w:pPr>
+            <w:proofErr w:type="spellStart"/>
             <w:r>
               <w:rPr>
                 <w:b/>
@@ -522,11 +535,20 @@
               </w:rPr>
               <w:t>K_codeur</w:t>
             </w:r>
+            <w:proofErr w:type="spellEnd"/>
             <w:r>
               <w:t xml:space="preserve"> </w:t>
             </w:r>
             <w:r>
-              <w:t xml:space="preserve">la relation entre la position angulaire du moteur en radians et la position du moteur en qc </w:t>
+              <w:t xml:space="preserve">la relation entre la position angulaire du moteur en radians et la position du moteur en </w:t>
+            </w:r>
+            <w:proofErr w:type="spellStart"/>
+            <w:r>
+              <w:t>qc</w:t>
+            </w:r>
+            <w:proofErr w:type="spellEnd"/>
+            <w:r>
+              <w:t xml:space="preserve"> </w:t>
             </w:r>
             <w:r>
               <w:t>(</w:t>
@@ -535,7 +557,15 @@
               <w:t>tops codeurs</w:t>
             </w:r>
             <w:r>
-              <w:t>) en [qc/rad]</w:t>
+              <w:t>) en [</w:t>
+            </w:r>
+            <w:proofErr w:type="spellStart"/>
+            <w:r>
+              <w:t>qc</w:t>
+            </w:r>
+            <w:proofErr w:type="spellEnd"/>
+            <w:r>
+              <w:t>/rad]</w:t>
             </w:r>
             <w:r>
               <w:t>,</w:t>
@@ -579,6 +609,7 @@
               </w:numPr>
               <w:spacing w:line="240" w:lineRule="auto"/>
             </w:pPr>
+            <w:proofErr w:type="spellStart"/>
             <w:r>
               <w:rPr>
                 <w:b/>
@@ -586,6 +617,7 @@
               </w:rPr>
               <w:t>v_axe_max</w:t>
             </w:r>
+            <w:proofErr w:type="spellEnd"/>
             <w:r>
               <w:t xml:space="preserve"> </w:t>
             </w:r>
@@ -607,6 +639,7 @@
             <w:r>
               <w:t xml:space="preserve">] et la </w:t>
             </w:r>
+            <w:proofErr w:type="spellStart"/>
             <w:r>
               <w:rPr>
                 <w:b/>
@@ -628,6 +661,7 @@
               </w:rPr>
               <w:t>_max</w:t>
             </w:r>
+            <w:proofErr w:type="spellEnd"/>
             <w:r>
               <w:t xml:space="preserve"> </w:t>
             </w:r>
@@ -656,6 +690,7 @@
               </w:numPr>
               <w:spacing w:line="240" w:lineRule="auto"/>
             </w:pPr>
+            <w:proofErr w:type="spellStart"/>
             <w:r>
               <w:rPr>
                 <w:b/>
@@ -670,6 +705,7 @@
               </w:rPr>
               <w:t>_axe_max</w:t>
             </w:r>
+            <w:proofErr w:type="spellEnd"/>
             <w:r>
               <w:t xml:space="preserve"> </w:t>
             </w:r>
@@ -697,6 +733,7 @@
             <w:r>
               <w:t xml:space="preserve">] et </w:t>
             </w:r>
+            <w:proofErr w:type="spellStart"/>
             <w:r>
               <w:rPr>
                 <w:b/>
@@ -711,6 +748,7 @@
               </w:rPr>
               <w:t>_axe_max</w:t>
             </w:r>
+            <w:proofErr w:type="spellEnd"/>
             <w:r>
               <w:t xml:space="preserve"> </w:t>
             </w:r>
@@ -813,7 +851,15 @@
               <w:spacing w:line="240" w:lineRule="auto"/>
             </w:pPr>
             <w:r>
-              <w:t xml:space="preserve">Lors du déplacement du Comax avec un </w:t>
+              <w:t xml:space="preserve">Lors du déplacement du </w:t>
+            </w:r>
+            <w:proofErr w:type="spellStart"/>
+            <w:r>
+              <w:t>Comax</w:t>
+            </w:r>
+            <w:proofErr w:type="spellEnd"/>
+            <w:r>
+              <w:t xml:space="preserve"> avec un </w:t>
             </w:r>
             <w:r>
               <w:rPr>
@@ -844,12 +890,14 @@
               </w:rPr>
               <w:t xml:space="preserve">Capytale permet de calculer </w:t>
             </w:r>
+            <w:proofErr w:type="spellStart"/>
             <w:r>
               <w:rPr>
                 <w:rFonts w:cstheme="minorHAnsi"/>
               </w:rPr>
               <w:t>les_t</w:t>
             </w:r>
+            <w:proofErr w:type="spellEnd"/>
             <w:r>
               <w:rPr>
                 <w:rFonts w:cstheme="minorHAnsi"/>
@@ -868,12 +916,14 @@
               </w:rPr>
               <w:t xml:space="preserve"> </w:t>
             </w:r>
+            <w:proofErr w:type="spellStart"/>
             <w:r>
               <w:rPr>
                 <w:rFonts w:cstheme="minorHAnsi"/>
               </w:rPr>
               <w:t>les_x</w:t>
             </w:r>
+            <w:proofErr w:type="spellEnd"/>
             <w:r>
               <w:rPr>
                 <w:rFonts w:cstheme="minorHAnsi"/>
@@ -884,12 +934,20 @@
               <w:rPr>
                 <w:rFonts w:cstheme="minorHAnsi"/>
               </w:rPr>
-              <w:t>,les_v</w:t>
-            </w:r>
+              <w:t>,</w:t>
+            </w:r>
+            <w:proofErr w:type="spellStart"/>
             <w:r>
               <w:rPr>
                 <w:rFonts w:cstheme="minorHAnsi"/>
               </w:rPr>
+              <w:t>les_v</w:t>
+            </w:r>
+            <w:proofErr w:type="spellEnd"/>
+            <w:r>
+              <w:rPr>
+                <w:rFonts w:cstheme="minorHAnsi"/>
+              </w:rPr>
               <w:t xml:space="preserve"> (vitesse du bras)</w:t>
             </w:r>
             <w:r>
@@ -904,41 +962,19 @@
               </w:rPr>
               <w:t xml:space="preserve"> </w:t>
             </w:r>
+            <w:proofErr w:type="spellStart"/>
             <w:r>
               <w:rPr>
                 <w:rFonts w:cstheme="minorHAnsi"/>
               </w:rPr>
               <w:t>les_a</w:t>
             </w:r>
+            <w:proofErr w:type="spellEnd"/>
             <w:r>
               <w:rPr>
                 <w:rFonts w:cstheme="minorHAnsi"/>
               </w:rPr>
-              <w:t xml:space="preserve"> </w:t>
-            </w:r>
-            <w:r>
-              <w:rPr>
-                <w:rFonts w:cstheme="minorHAnsi"/>
-              </w:rPr>
-              <w:t>(</w:t>
-            </w:r>
-            <w:r>
-              <w:rPr>
-                <w:rFonts w:cstheme="minorHAnsi"/>
-              </w:rPr>
-              <w:t xml:space="preserve">accélération </w:t>
-            </w:r>
-            <w:r>
-              <w:rPr>
-                <w:rFonts w:cstheme="minorHAnsi"/>
-              </w:rPr>
-              <w:t>du bras)</w:t>
-            </w:r>
-            <w:r>
-              <w:rPr>
-                <w:rFonts w:cstheme="minorHAnsi"/>
-              </w:rPr>
-              <w:t>.</w:t>
+              <w:t xml:space="preserve"> (accélération du bras).</w:t>
             </w:r>
           </w:p>
           <w:p>
@@ -1003,14 +1039,22 @@
               <w:rPr>
                 <w:rFonts w:cstheme="minorHAnsi"/>
               </w:rPr>
-              <w:t>déplacement linéaire de l’axe de 100 mm</w:t>
-            </w:r>
+              <w:t xml:space="preserve">déplacement linéaire de l’axe de 100 </w:t>
+            </w:r>
+            <w:proofErr w:type="spellStart"/>
             <w:r>
               <w:rPr>
                 <w:rFonts w:cstheme="minorHAnsi"/>
               </w:rPr>
+              <w:t>mm</w:t>
+            </w:r>
+            <w:r>
+              <w:rPr>
+                <w:rFonts w:cstheme="minorHAnsi"/>
+              </w:rPr>
               <w:t>.</w:t>
             </w:r>
+            <w:proofErr w:type="spellEnd"/>
           </w:p>
           <w:p>
             <w:pPr>
@@ -1069,14 +1113,22 @@
               <w:rPr>
                 <w:rFonts w:cstheme="minorHAnsi"/>
               </w:rPr>
-              <w:t>déplacement linéaire de l’axe de 100 mm</w:t>
-            </w:r>
+              <w:t xml:space="preserve">déplacement linéaire de l’axe de 100 </w:t>
+            </w:r>
+            <w:proofErr w:type="spellStart"/>
             <w:r>
               <w:rPr>
                 <w:rFonts w:cstheme="minorHAnsi"/>
               </w:rPr>
+              <w:t>mm</w:t>
+            </w:r>
+            <w:r>
+              <w:rPr>
+                <w:rFonts w:cstheme="minorHAnsi"/>
+              </w:rPr>
               <w:t>.</w:t>
             </w:r>
+            <w:proofErr w:type="spellEnd"/>
           </w:p>
         </w:tc>
       </w:tr>
@@ -1151,7 +1203,7 @@
                 <w:noProof/>
               </w:rPr>
               <w:drawing>
-                <wp:anchor distT="0" distB="0" distL="114300" distR="114300" simplePos="0" relativeHeight="251660288" behindDoc="0" locked="0" layoutInCell="1" allowOverlap="1" wp14:anchorId="461D1BB5" wp14:editId="65BCCBE3">
+                <wp:anchor distT="0" distB="0" distL="114300" distR="114300" simplePos="0" relativeHeight="251660288" behindDoc="0" locked="0" layoutInCell="1" allowOverlap="1" wp14:anchorId="461D1BB5" wp14:editId="066A6F59">
                   <wp:simplePos x="0" y="0"/>
                   <wp:positionH relativeFrom="column">
                     <wp:posOffset>3900805</wp:posOffset>
@@ -1279,7 +1331,7 @@
                 <w:noProof/>
               </w:rPr>
               <w:drawing>
-                <wp:anchor distT="0" distB="0" distL="114300" distR="114300" simplePos="0" relativeHeight="251659264" behindDoc="0" locked="0" layoutInCell="1" allowOverlap="1" wp14:anchorId="16E6BB34" wp14:editId="2CA87769">
+                <wp:anchor distT="0" distB="0" distL="114300" distR="114300" simplePos="0" relativeHeight="251659264" behindDoc="0" locked="0" layoutInCell="1" allowOverlap="1" wp14:anchorId="16E6BB34" wp14:editId="44017175">
                   <wp:simplePos x="0" y="0"/>
                   <wp:positionH relativeFrom="column">
                     <wp:posOffset>4161155</wp:posOffset>
@@ -1460,7 +1512,15 @@
               <w:jc w:val="left"/>
             </w:pPr>
             <w:r>
-              <w:t>Comparer les positions du moteur (en rad ou en qc)</w:t>
+              <w:t xml:space="preserve">Comparer les positions du moteur (en rad ou en </w:t>
+            </w:r>
+            <w:proofErr w:type="spellStart"/>
+            <w:r>
+              <w:t>qc</w:t>
+            </w:r>
+            <w:proofErr w:type="spellEnd"/>
+            <w:r>
+              <w:t>)</w:t>
             </w:r>
           </w:p>
           <w:p>
@@ -1516,7 +1576,15 @@
               <w:jc w:val="left"/>
             </w:pPr>
             <w:r>
-              <w:t>Comparer les vitesses du moteur (rpm – tour/min ou rad/s)</w:t>
+              <w:t>Comparer les vitesses du moteur (</w:t>
+            </w:r>
+            <w:proofErr w:type="spellStart"/>
+            <w:r>
+              <w:t>rpm</w:t>
+            </w:r>
+            <w:proofErr w:type="spellEnd"/>
+            <w:r>
+              <w:t xml:space="preserve"> – tour/min ou rad/s)</w:t>
             </w:r>
           </w:p>
           <w:p>
@@ -1657,7 +1725,15 @@
               <w:jc w:val="left"/>
             </w:pPr>
             <w:r>
-              <w:t>Ou bien : attacher votre fichier de mesure au format.csv à capytale ;</w:t>
+              <w:t xml:space="preserve">Ou bien : attacher votre fichier de mesure au format.csv à </w:t>
+            </w:r>
+            <w:proofErr w:type="spellStart"/>
+            <w:r>
+              <w:t>capytale</w:t>
+            </w:r>
+            <w:proofErr w:type="spellEnd"/>
+            <w:r>
+              <w:t> ;</w:t>
             </w:r>
           </w:p>
           <w:p>
@@ -1691,8 +1767,6 @@
         </w:tc>
       </w:tr>
     </w:tbl>
-    <w:p/>
-    <w:p/>
     <w:p/>
     <w:p/>
     <w:tbl>
@@ -2065,6 +2139,7 @@
               <w:sz w:val="18"/>
             </w:rPr>
           </w:pPr>
+          <w:proofErr w:type="spellStart"/>
           <w:r>
             <w:rPr>
               <w:i/>
@@ -2072,6 +2147,7 @@
             </w:rPr>
             <w:t>CoMAX</w:t>
           </w:r>
+          <w:proofErr w:type="spellEnd"/>
         </w:p>
         <w:p>
           <w:pPr>

--- a/04b_ResolutionCinematique/04_CoMAX_04b_ResolutionCinematique.docx
+++ b/04b_ResolutionCinematique/04_CoMAX_04b_ResolutionCinematique.docx
@@ -1203,7 +1203,7 @@
                 <w:noProof/>
               </w:rPr>
               <w:drawing>
-                <wp:anchor distT="0" distB="0" distL="114300" distR="114300" simplePos="0" relativeHeight="251660288" behindDoc="0" locked="0" layoutInCell="1" allowOverlap="1" wp14:anchorId="461D1BB5" wp14:editId="066A6F59">
+                <wp:anchor distT="0" distB="0" distL="114300" distR="114300" simplePos="0" relativeHeight="251660288" behindDoc="0" locked="0" layoutInCell="1" allowOverlap="1" wp14:anchorId="461D1BB5" wp14:editId="5D78C3A9">
                   <wp:simplePos x="0" y="0"/>
                   <wp:positionH relativeFrom="column">
                     <wp:posOffset>3900805</wp:posOffset>
@@ -1331,7 +1331,7 @@
                 <w:noProof/>
               </w:rPr>
               <w:drawing>
-                <wp:anchor distT="0" distB="0" distL="114300" distR="114300" simplePos="0" relativeHeight="251659264" behindDoc="0" locked="0" layoutInCell="1" allowOverlap="1" wp14:anchorId="16E6BB34" wp14:editId="44017175">
+                <wp:anchor distT="0" distB="0" distL="114300" distR="114300" simplePos="0" relativeHeight="251659264" behindDoc="0" locked="0" layoutInCell="1" allowOverlap="1" wp14:anchorId="16E6BB34" wp14:editId="519BB4ED">
                   <wp:simplePos x="0" y="0"/>
                   <wp:positionH relativeFrom="column">
                     <wp:posOffset>4161155</wp:posOffset>
@@ -1768,6 +1768,25 @@
       </w:tr>
     </w:tbl>
     <w:p/>
+    <w:p>
+      <w:pPr>
+        <w:tabs>
+          <w:tab w:val="left" w:pos="5660"/>
+        </w:tabs>
+        <w:jc w:val="right"/>
+      </w:pPr>
+      <w:r>
+        <w:t xml:space="preserve">Eléments de correction : </w:t>
+      </w:r>
+      <w:hyperlink r:id="rId12" w:history="1">
+        <w:r>
+          <w:rPr>
+            <w:rStyle w:val="Lienhypertexte"/>
+          </w:rPr>
+          <w:t>https://capytale2.ac-paris.fr/web/c/5b2e-7733946</w:t>
+        </w:r>
+      </w:hyperlink>
+    </w:p>
     <w:p/>
     <w:tbl>
       <w:tblPr>
@@ -1974,25 +1993,6 @@
           <w:tab w:val="left" w:pos="5660"/>
         </w:tabs>
       </w:pPr>
-    </w:p>
-    <w:p>
-      <w:pPr>
-        <w:tabs>
-          <w:tab w:val="left" w:pos="5660"/>
-        </w:tabs>
-        <w:jc w:val="right"/>
-      </w:pPr>
-      <w:r>
-        <w:t xml:space="preserve">Eléments de correction : </w:t>
-      </w:r>
-      <w:hyperlink r:id="rId12" w:history="1">
-        <w:r>
-          <w:rPr>
-            <w:rStyle w:val="Lienhypertexte"/>
-          </w:rPr>
-          <w:t>https://capytale2.ac-paris.fr/web/c/5b2e-7733946</w:t>
-        </w:r>
-      </w:hyperlink>
     </w:p>
     <w:sectPr>
       <w:headerReference w:type="default" r:id="rId13"/>
@@ -5202,6 +5202,7 @@
   <w:style w:type="character" w:default="1" w:styleId="Policepardfaut">
     <w:name w:val="Default Paragraph Font"/>
     <w:uiPriority w:val="1"/>
+    <w:semiHidden/>
     <w:unhideWhenUsed/>
   </w:style>
   <w:style w:type="table" w:default="1" w:styleId="TableauNormal">
